--- a/QED Course/Lesson 44 The Electron-Photon Vertex.docx
+++ b/QED Course/Lesson 44 The Electron-Photon Vertex.docx
@@ -1628,7 +1628,7 @@
           <w:rFonts w:ascii="Consolas" w:hAnsi="Consolas" w:cs="Consolas" w:eastAsia="Consolas"/>
           <w:sz w:val="20"/>
         </w:rPr>
-        <w:t>e^{-}(p) ----*---- e^{-}(p')</w:t>
+        <w:t xml:space="preserve">   e⁻(p) ----*---- e⁻(p')   </w:t>
       </w:r>
       <w:r>
         <w:rPr>
@@ -2178,17 +2178,13 @@
         <w:tblLook w:firstColumn="1" w:firstRow="1" w:lastColumn="0" w:lastRow="0" w:noHBand="0" w:noVBand="1" w:val="04A0"/>
       </w:tblPr>
       <w:tblGrid>
-        <w:gridCol w:w="1632"/>
-        <w:gridCol w:w="1632"/>
-        <w:gridCol w:w="1632"/>
-        <w:gridCol w:w="1632"/>
-        <w:gridCol w:w="1632"/>
-        <w:gridCol w:w="1632"/>
+        <w:gridCol w:w="720"/>
+        <w:gridCol w:w="9072"/>
       </w:tblGrid>
       <w:tr>
         <w:tc>
           <w:tcPr>
-            <w:tcW w:type="dxa" w:w="1632"/>
+            <w:tcW w:type="dxa" w:w="720"/>
             <w:shd w:fill="1F4E78"/>
             <w:vAlign w:val="center"/>
             <w:tcMar>
@@ -2210,7 +2206,7 @@
         </w:tc>
         <w:tc>
           <w:tcPr>
-            <w:tcW w:type="dxa" w:w="1632"/>
+            <w:tcW w:type="dxa" w:w="9072"/>
             <w:shd w:fill="1F4E78"/>
             <w:vAlign w:val="center"/>
             <w:tcMar>
@@ -2230,95 +2226,11 @@
             </w:r>
           </w:p>
         </w:tc>
-        <w:tc>
-          <w:tcPr>
-            <w:tcW w:type="dxa" w:w="1632"/>
-            <w:shd w:fill="1F4E78"/>
-            <w:vAlign w:val="center"/>
-            <w:tcMar>
-              <w:top w:w="100" w:type="dxa"/>
-              <w:start w:w="100" w:type="dxa"/>
-              <w:bottom w:w="100" w:type="dxa"/>
-              <w:end w:w="100" w:type="dxa"/>
-            </w:tcMar>
-          </w:tcPr>
-          <w:p>
-            <w:r>
-              <w:rPr>
-                <w:b/>
-                <w:color w:val="FFFFFF"/>
-              </w:rPr>
-            </w:r>
-          </w:p>
-        </w:tc>
-        <w:tc>
-          <w:tcPr>
-            <w:tcW w:type="dxa" w:w="1632"/>
-            <w:shd w:fill="1F4E78"/>
-            <w:vAlign w:val="center"/>
-            <w:tcMar>
-              <w:top w:w="100" w:type="dxa"/>
-              <w:start w:w="100" w:type="dxa"/>
-              <w:bottom w:w="100" w:type="dxa"/>
-              <w:end w:w="100" w:type="dxa"/>
-            </w:tcMar>
-          </w:tcPr>
-          <w:p>
-            <w:r>
-              <w:rPr>
-                <w:b/>
-                <w:color w:val="FFFFFF"/>
-              </w:rPr>
-            </w:r>
-          </w:p>
-        </w:tc>
-        <w:tc>
-          <w:tcPr>
-            <w:tcW w:type="dxa" w:w="1632"/>
-            <w:shd w:fill="1F4E78"/>
-            <w:vAlign w:val="center"/>
-            <w:tcMar>
-              <w:top w:w="100" w:type="dxa"/>
-              <w:start w:w="100" w:type="dxa"/>
-              <w:bottom w:w="100" w:type="dxa"/>
-              <w:end w:w="100" w:type="dxa"/>
-            </w:tcMar>
-          </w:tcPr>
-          <w:p>
-            <w:r>
-              <w:rPr>
-                <w:b/>
-                <w:color w:val="FFFFFF"/>
-              </w:rPr>
-            </w:r>
-          </w:p>
-        </w:tc>
-        <w:tc>
-          <w:tcPr>
-            <w:tcW w:type="dxa" w:w="1632"/>
-            <w:shd w:fill="1F4E78"/>
-            <w:vAlign w:val="center"/>
-            <w:tcMar>
-              <w:top w:w="100" w:type="dxa"/>
-              <w:start w:w="100" w:type="dxa"/>
-              <w:bottom w:w="100" w:type="dxa"/>
-              <w:end w:w="100" w:type="dxa"/>
-            </w:tcMar>
-          </w:tcPr>
-          <w:p>
-            <w:r>
-              <w:rPr>
-                <w:b/>
-                <w:color w:val="FFFFFF"/>
-              </w:rPr>
-            </w:r>
-          </w:p>
-        </w:tc>
       </w:tr>
       <w:tr>
         <w:tc>
           <w:tcPr>
-            <w:tcW w:type="dxa" w:w="1632"/>
+            <w:tcW w:type="dxa" w:w="720"/>
             <w:vAlign w:val="center"/>
             <w:tcMar>
               <w:top w:w="100" w:type="dxa"/>
@@ -2335,7 +2247,7 @@
         </w:tc>
         <w:tc>
           <w:tcPr>
-            <w:tcW w:type="dxa" w:w="1632"/>
+            <w:tcW w:type="dxa" w:w="9072"/>
             <w:vAlign w:val="center"/>
             <w:tcMar>
               <w:top w:w="100" w:type="dxa"/>
@@ -2346,75 +2258,7 @@
           </w:tcPr>
           <w:p>
             <w:r>
-              <w:t>Starting from</w:t>
-            </w:r>
-          </w:p>
-        </w:tc>
-        <w:tc>
-          <w:tcPr>
-            <w:tcW w:type="dxa" w:w="1632"/>
-            <w:vAlign w:val="center"/>
-            <w:tcMar>
-              <w:top w:w="100" w:type="dxa"/>
-              <w:start w:w="100" w:type="dxa"/>
-              <w:bottom w:w="100" w:type="dxa"/>
-              <w:end w:w="100" w:type="dxa"/>
-            </w:tcMar>
-          </w:tcPr>
-          <w:p>
-            <w:r>
-              <w:t>ψ(t)⟩_I=U_I(t,t_0)</w:t>
-            </w:r>
-          </w:p>
-        </w:tc>
-        <w:tc>
-          <w:tcPr>
-            <w:tcW w:type="dxa" w:w="1632"/>
-            <w:vAlign w:val="center"/>
-            <w:tcMar>
-              <w:top w:w="100" w:type="dxa"/>
-              <w:start w:w="100" w:type="dxa"/>
-              <w:bottom w:w="100" w:type="dxa"/>
-              <w:end w:w="100" w:type="dxa"/>
-            </w:tcMar>
-          </w:tcPr>
-          <w:p>
-            <w:r>
-              <w:t>ψ(t_0)⟩_I and i∂_t</w:t>
-            </w:r>
-          </w:p>
-        </w:tc>
-        <w:tc>
-          <w:tcPr>
-            <w:tcW w:type="dxa" w:w="1632"/>
-            <w:vAlign w:val="center"/>
-            <w:tcMar>
-              <w:top w:w="100" w:type="dxa"/>
-              <w:start w:w="100" w:type="dxa"/>
-              <w:bottom w:w="100" w:type="dxa"/>
-              <w:end w:w="100" w:type="dxa"/>
-            </w:tcMar>
-          </w:tcPr>
-          <w:p>
-            <w:r>
-              <w:t>ψ(t)⟩_I=H_int,I(t)</w:t>
-            </w:r>
-          </w:p>
-        </w:tc>
-        <w:tc>
-          <w:tcPr>
-            <w:tcW w:type="dxa" w:w="1632"/>
-            <w:vAlign w:val="center"/>
-            <w:tcMar>
-              <w:top w:w="100" w:type="dxa"/>
-              <w:start w:w="100" w:type="dxa"/>
-              <w:bottom w:w="100" w:type="dxa"/>
-              <w:end w:w="100" w:type="dxa"/>
-            </w:tcMar>
-          </w:tcPr>
-          <w:p>
-            <w:r>
-              <w:t>ψ(t)⟩_I, derive the integral equation U_I(t,t_0)=1−i∫_(t_0)^t dt′H_int,I(t′)U_I(t′,t_0) by direct integration.</w:t>
+              <w:t>Starting from |ψ(t)⟩_I=U_I(t,t_0)|ψ(t_0)⟩_I and i∂_t|ψ(t)⟩_I=H_int,I(t)|ψ(t)⟩_I, derive the integral equation U_I(t,t_0)=1−i∫_(t_0)^t dt′H_int,I(t′)U_I(t′,t_0) by direct integration.</w:t>
             </w:r>
           </w:p>
         </w:tc>
@@ -2422,7 +2266,7 @@
       <w:tr>
         <w:tc>
           <w:tcPr>
-            <w:tcW w:type="dxa" w:w="1632"/>
+            <w:tcW w:type="dxa" w:w="720"/>
             <w:vAlign w:val="center"/>
             <w:shd w:fill="EAF2F8"/>
             <w:tcMar>
@@ -2440,7 +2284,7 @@
         </w:tc>
         <w:tc>
           <w:tcPr>
-            <w:tcW w:type="dxa" w:w="1632"/>
+            <w:tcW w:type="dxa" w:w="9072"/>
             <w:vAlign w:val="center"/>
             <w:shd w:fill="EAF2F8"/>
             <w:tcMar>
@@ -2456,67 +2300,11 @@
             </w:r>
           </w:p>
         </w:tc>
-        <w:tc>
-          <w:tcPr>
-            <w:tcW w:type="dxa" w:w="1632"/>
-            <w:vAlign w:val="center"/>
-            <w:shd w:fill="EAF2F8"/>
-            <w:tcMar>
-              <w:top w:w="100" w:type="dxa"/>
-              <w:start w:w="100" w:type="dxa"/>
-              <w:bottom w:w="100" w:type="dxa"/>
-              <w:end w:w="100" w:type="dxa"/>
-            </w:tcMar>
-          </w:tcPr>
-          <w:p/>
-        </w:tc>
-        <w:tc>
-          <w:tcPr>
-            <w:tcW w:type="dxa" w:w="1632"/>
-            <w:vAlign w:val="center"/>
-            <w:shd w:fill="EAF2F8"/>
-            <w:tcMar>
-              <w:top w:w="100" w:type="dxa"/>
-              <w:start w:w="100" w:type="dxa"/>
-              <w:bottom w:w="100" w:type="dxa"/>
-              <w:end w:w="100" w:type="dxa"/>
-            </w:tcMar>
-          </w:tcPr>
-          <w:p/>
-        </w:tc>
-        <w:tc>
-          <w:tcPr>
-            <w:tcW w:type="dxa" w:w="1632"/>
-            <w:vAlign w:val="center"/>
-            <w:shd w:fill="EAF2F8"/>
-            <w:tcMar>
-              <w:top w:w="100" w:type="dxa"/>
-              <w:start w:w="100" w:type="dxa"/>
-              <w:bottom w:w="100" w:type="dxa"/>
-              <w:end w:w="100" w:type="dxa"/>
-            </w:tcMar>
-          </w:tcPr>
-          <w:p/>
-        </w:tc>
-        <w:tc>
-          <w:tcPr>
-            <w:tcW w:type="dxa" w:w="1632"/>
-            <w:vAlign w:val="center"/>
-            <w:shd w:fill="EAF2F8"/>
-            <w:tcMar>
-              <w:top w:w="100" w:type="dxa"/>
-              <w:start w:w="100" w:type="dxa"/>
-              <w:bottom w:w="100" w:type="dxa"/>
-              <w:end w:w="100" w:type="dxa"/>
-            </w:tcMar>
-          </w:tcPr>
-          <w:p/>
-        </w:tc>
       </w:tr>
       <w:tr>
         <w:tc>
           <w:tcPr>
-            <w:tcW w:type="dxa" w:w="1632"/>
+            <w:tcW w:type="dxa" w:w="720"/>
             <w:vAlign w:val="center"/>
             <w:tcMar>
               <w:top w:w="100" w:type="dxa"/>
@@ -2533,7 +2321,7 @@
         </w:tc>
         <w:tc>
           <w:tcPr>
-            <w:tcW w:type="dxa" w:w="1632"/>
+            <w:tcW w:type="dxa" w:w="9072"/>
             <w:vAlign w:val="center"/>
             <w:tcMar>
               <w:top w:w="100" w:type="dxa"/>
@@ -2548,63 +2336,11 @@
             </w:r>
           </w:p>
         </w:tc>
-        <w:tc>
-          <w:tcPr>
-            <w:tcW w:type="dxa" w:w="1632"/>
-            <w:vAlign w:val="center"/>
-            <w:tcMar>
-              <w:top w:w="100" w:type="dxa"/>
-              <w:start w:w="100" w:type="dxa"/>
-              <w:bottom w:w="100" w:type="dxa"/>
-              <w:end w:w="100" w:type="dxa"/>
-            </w:tcMar>
-          </w:tcPr>
-          <w:p/>
-        </w:tc>
-        <w:tc>
-          <w:tcPr>
-            <w:tcW w:type="dxa" w:w="1632"/>
-            <w:vAlign w:val="center"/>
-            <w:tcMar>
-              <w:top w:w="100" w:type="dxa"/>
-              <w:start w:w="100" w:type="dxa"/>
-              <w:bottom w:w="100" w:type="dxa"/>
-              <w:end w:w="100" w:type="dxa"/>
-            </w:tcMar>
-          </w:tcPr>
-          <w:p/>
-        </w:tc>
-        <w:tc>
-          <w:tcPr>
-            <w:tcW w:type="dxa" w:w="1632"/>
-            <w:vAlign w:val="center"/>
-            <w:tcMar>
-              <w:top w:w="100" w:type="dxa"/>
-              <w:start w:w="100" w:type="dxa"/>
-              <w:bottom w:w="100" w:type="dxa"/>
-              <w:end w:w="100" w:type="dxa"/>
-            </w:tcMar>
-          </w:tcPr>
-          <w:p/>
-        </w:tc>
-        <w:tc>
-          <w:tcPr>
-            <w:tcW w:type="dxa" w:w="1632"/>
-            <w:vAlign w:val="center"/>
-            <w:tcMar>
-              <w:top w:w="100" w:type="dxa"/>
-              <w:start w:w="100" w:type="dxa"/>
-              <w:bottom w:w="100" w:type="dxa"/>
-              <w:end w:w="100" w:type="dxa"/>
-            </w:tcMar>
-          </w:tcPr>
-          <w:p/>
-        </w:tc>
       </w:tr>
       <w:tr>
         <w:tc>
           <w:tcPr>
-            <w:tcW w:type="dxa" w:w="1632"/>
+            <w:tcW w:type="dxa" w:w="720"/>
             <w:vAlign w:val="center"/>
             <w:shd w:fill="EAF2F8"/>
             <w:tcMar>
@@ -2622,7 +2358,7 @@
         </w:tc>
         <w:tc>
           <w:tcPr>
-            <w:tcW w:type="dxa" w:w="1632"/>
+            <w:tcW w:type="dxa" w:w="9072"/>
             <w:vAlign w:val="center"/>
             <w:shd w:fill="EAF2F8"/>
             <w:tcMar>
@@ -2638,67 +2374,11 @@
             </w:r>
           </w:p>
         </w:tc>
-        <w:tc>
-          <w:tcPr>
-            <w:tcW w:type="dxa" w:w="1632"/>
-            <w:vAlign w:val="center"/>
-            <w:shd w:fill="EAF2F8"/>
-            <w:tcMar>
-              <w:top w:w="100" w:type="dxa"/>
-              <w:start w:w="100" w:type="dxa"/>
-              <w:bottom w:w="100" w:type="dxa"/>
-              <w:end w:w="100" w:type="dxa"/>
-            </w:tcMar>
-          </w:tcPr>
-          <w:p/>
-        </w:tc>
-        <w:tc>
-          <w:tcPr>
-            <w:tcW w:type="dxa" w:w="1632"/>
-            <w:vAlign w:val="center"/>
-            <w:shd w:fill="EAF2F8"/>
-            <w:tcMar>
-              <w:top w:w="100" w:type="dxa"/>
-              <w:start w:w="100" w:type="dxa"/>
-              <w:bottom w:w="100" w:type="dxa"/>
-              <w:end w:w="100" w:type="dxa"/>
-            </w:tcMar>
-          </w:tcPr>
-          <w:p/>
-        </w:tc>
-        <w:tc>
-          <w:tcPr>
-            <w:tcW w:type="dxa" w:w="1632"/>
-            <w:vAlign w:val="center"/>
-            <w:shd w:fill="EAF2F8"/>
-            <w:tcMar>
-              <w:top w:w="100" w:type="dxa"/>
-              <w:start w:w="100" w:type="dxa"/>
-              <w:bottom w:w="100" w:type="dxa"/>
-              <w:end w:w="100" w:type="dxa"/>
-            </w:tcMar>
-          </w:tcPr>
-          <w:p/>
-        </w:tc>
-        <w:tc>
-          <w:tcPr>
-            <w:tcW w:type="dxa" w:w="1632"/>
-            <w:vAlign w:val="center"/>
-            <w:shd w:fill="EAF2F8"/>
-            <w:tcMar>
-              <w:top w:w="100" w:type="dxa"/>
-              <w:start w:w="100" w:type="dxa"/>
-              <w:bottom w:w="100" w:type="dxa"/>
-              <w:end w:w="100" w:type="dxa"/>
-            </w:tcMar>
-          </w:tcPr>
-          <w:p/>
-        </w:tc>
       </w:tr>
       <w:tr>
         <w:tc>
           <w:tcPr>
-            <w:tcW w:type="dxa" w:w="1632"/>
+            <w:tcW w:type="dxa" w:w="720"/>
             <w:vAlign w:val="center"/>
             <w:tcMar>
               <w:top w:w="100" w:type="dxa"/>
@@ -2715,7 +2395,7 @@
         </w:tc>
         <w:tc>
           <w:tcPr>
-            <w:tcW w:type="dxa" w:w="1632"/>
+            <w:tcW w:type="dxa" w:w="9072"/>
             <w:vAlign w:val="center"/>
             <w:tcMar>
               <w:top w:w="100" w:type="dxa"/>
@@ -2730,63 +2410,11 @@
             </w:r>
           </w:p>
         </w:tc>
-        <w:tc>
-          <w:tcPr>
-            <w:tcW w:type="dxa" w:w="1632"/>
-            <w:vAlign w:val="center"/>
-            <w:tcMar>
-              <w:top w:w="100" w:type="dxa"/>
-              <w:start w:w="100" w:type="dxa"/>
-              <w:bottom w:w="100" w:type="dxa"/>
-              <w:end w:w="100" w:type="dxa"/>
-            </w:tcMar>
-          </w:tcPr>
-          <w:p/>
-        </w:tc>
-        <w:tc>
-          <w:tcPr>
-            <w:tcW w:type="dxa" w:w="1632"/>
-            <w:vAlign w:val="center"/>
-            <w:tcMar>
-              <w:top w:w="100" w:type="dxa"/>
-              <w:start w:w="100" w:type="dxa"/>
-              <w:bottom w:w="100" w:type="dxa"/>
-              <w:end w:w="100" w:type="dxa"/>
-            </w:tcMar>
-          </w:tcPr>
-          <w:p/>
-        </w:tc>
-        <w:tc>
-          <w:tcPr>
-            <w:tcW w:type="dxa" w:w="1632"/>
-            <w:vAlign w:val="center"/>
-            <w:tcMar>
-              <w:top w:w="100" w:type="dxa"/>
-              <w:start w:w="100" w:type="dxa"/>
-              <w:bottom w:w="100" w:type="dxa"/>
-              <w:end w:w="100" w:type="dxa"/>
-            </w:tcMar>
-          </w:tcPr>
-          <w:p/>
-        </w:tc>
-        <w:tc>
-          <w:tcPr>
-            <w:tcW w:type="dxa" w:w="1632"/>
-            <w:vAlign w:val="center"/>
-            <w:tcMar>
-              <w:top w:w="100" w:type="dxa"/>
-              <w:start w:w="100" w:type="dxa"/>
-              <w:bottom w:w="100" w:type="dxa"/>
-              <w:end w:w="100" w:type="dxa"/>
-            </w:tcMar>
-          </w:tcPr>
-          <w:p/>
-        </w:tc>
       </w:tr>
       <w:tr>
         <w:tc>
           <w:tcPr>
-            <w:tcW w:type="dxa" w:w="1632"/>
+            <w:tcW w:type="dxa" w:w="720"/>
             <w:vAlign w:val="center"/>
             <w:shd w:fill="EAF2F8"/>
             <w:tcMar>
@@ -2804,7 +2432,7 @@
         </w:tc>
         <w:tc>
           <w:tcPr>
-            <w:tcW w:type="dxa" w:w="1632"/>
+            <w:tcW w:type="dxa" w:w="9072"/>
             <w:vAlign w:val="center"/>
             <w:shd w:fill="EAF2F8"/>
             <w:tcMar>
@@ -2820,67 +2448,11 @@
             </w:r>
           </w:p>
         </w:tc>
-        <w:tc>
-          <w:tcPr>
-            <w:tcW w:type="dxa" w:w="1632"/>
-            <w:vAlign w:val="center"/>
-            <w:shd w:fill="EAF2F8"/>
-            <w:tcMar>
-              <w:top w:w="100" w:type="dxa"/>
-              <w:start w:w="100" w:type="dxa"/>
-              <w:bottom w:w="100" w:type="dxa"/>
-              <w:end w:w="100" w:type="dxa"/>
-            </w:tcMar>
-          </w:tcPr>
-          <w:p/>
-        </w:tc>
-        <w:tc>
-          <w:tcPr>
-            <w:tcW w:type="dxa" w:w="1632"/>
-            <w:vAlign w:val="center"/>
-            <w:shd w:fill="EAF2F8"/>
-            <w:tcMar>
-              <w:top w:w="100" w:type="dxa"/>
-              <w:start w:w="100" w:type="dxa"/>
-              <w:bottom w:w="100" w:type="dxa"/>
-              <w:end w:w="100" w:type="dxa"/>
-            </w:tcMar>
-          </w:tcPr>
-          <w:p/>
-        </w:tc>
-        <w:tc>
-          <w:tcPr>
-            <w:tcW w:type="dxa" w:w="1632"/>
-            <w:vAlign w:val="center"/>
-            <w:shd w:fill="EAF2F8"/>
-            <w:tcMar>
-              <w:top w:w="100" w:type="dxa"/>
-              <w:start w:w="100" w:type="dxa"/>
-              <w:bottom w:w="100" w:type="dxa"/>
-              <w:end w:w="100" w:type="dxa"/>
-            </w:tcMar>
-          </w:tcPr>
-          <w:p/>
-        </w:tc>
-        <w:tc>
-          <w:tcPr>
-            <w:tcW w:type="dxa" w:w="1632"/>
-            <w:vAlign w:val="center"/>
-            <w:shd w:fill="EAF2F8"/>
-            <w:tcMar>
-              <w:top w:w="100" w:type="dxa"/>
-              <w:start w:w="100" w:type="dxa"/>
-              <w:bottom w:w="100" w:type="dxa"/>
-              <w:end w:w="100" w:type="dxa"/>
-            </w:tcMar>
-          </w:tcPr>
-          <w:p/>
-        </w:tc>
       </w:tr>
       <w:tr>
         <w:tc>
           <w:tcPr>
-            <w:tcW w:type="dxa" w:w="1632"/>
+            <w:tcW w:type="dxa" w:w="720"/>
             <w:vAlign w:val="center"/>
             <w:tcMar>
               <w:top w:w="100" w:type="dxa"/>
@@ -2897,7 +2469,7 @@
         </w:tc>
         <w:tc>
           <w:tcPr>
-            <w:tcW w:type="dxa" w:w="1632"/>
+            <w:tcW w:type="dxa" w:w="9072"/>
             <w:vAlign w:val="center"/>
             <w:tcMar>
               <w:top w:w="100" w:type="dxa"/>
@@ -2908,75 +2480,7 @@
           </w:tcPr>
           <w:p>
             <w:r>
-              <w:t>State the mode-expansion contraction used for an incoming photon in Section 2.3, and explain why the relevant matrix element is ⟨0</w:t>
-            </w:r>
-          </w:p>
-        </w:tc>
-        <w:tc>
-          <w:tcPr>
-            <w:tcW w:type="dxa" w:w="1632"/>
-            <w:vAlign w:val="center"/>
-            <w:tcMar>
-              <w:top w:w="100" w:type="dxa"/>
-              <w:start w:w="100" w:type="dxa"/>
-              <w:bottom w:w="100" w:type="dxa"/>
-              <w:end w:w="100" w:type="dxa"/>
-            </w:tcMar>
-          </w:tcPr>
-          <w:p>
-            <w:r>
-              <w:t>A^i(x)</w:t>
-            </w:r>
-          </w:p>
-        </w:tc>
-        <w:tc>
-          <w:tcPr>
-            <w:tcW w:type="dxa" w:w="1632"/>
-            <w:vAlign w:val="center"/>
-            <w:tcMar>
-              <w:top w:w="100" w:type="dxa"/>
-              <w:start w:w="100" w:type="dxa"/>
-              <w:bottom w:w="100" w:type="dxa"/>
-              <w:end w:w="100" w:type="dxa"/>
-            </w:tcMar>
-          </w:tcPr>
-          <w:p>
-            <w:r>
-              <w:t>k,λ⟩ rather than ⟨k,λ</w:t>
-            </w:r>
-          </w:p>
-        </w:tc>
-        <w:tc>
-          <w:tcPr>
-            <w:tcW w:type="dxa" w:w="1632"/>
-            <w:vAlign w:val="center"/>
-            <w:tcMar>
-              <w:top w:w="100" w:type="dxa"/>
-              <w:start w:w="100" w:type="dxa"/>
-              <w:bottom w:w="100" w:type="dxa"/>
-              <w:end w:w="100" w:type="dxa"/>
-            </w:tcMar>
-          </w:tcPr>
-          <w:p>
-            <w:r>
-              <w:t>A^i(x)</w:t>
-            </w:r>
-          </w:p>
-        </w:tc>
-        <w:tc>
-          <w:tcPr>
-            <w:tcW w:type="dxa" w:w="1632"/>
-            <w:vAlign w:val="center"/>
-            <w:tcMar>
-              <w:top w:w="100" w:type="dxa"/>
-              <w:start w:w="100" w:type="dxa"/>
-              <w:bottom w:w="100" w:type="dxa"/>
-              <w:end w:w="100" w:type="dxa"/>
-            </w:tcMar>
-          </w:tcPr>
-          <w:p>
-            <w:r>
-              <w:t>0⟩.</w:t>
+              <w:t>State the mode-expansion contraction used for an incoming photon in Section 2.3, and explain why the relevant matrix element is ⟨0|A^i(x)|k,λ⟩ rather than ⟨k,λ|A^i(x)|0⟩.</w:t>
             </w:r>
           </w:p>
         </w:tc>
@@ -2984,7 +2488,7 @@
       <w:tr>
         <w:tc>
           <w:tcPr>
-            <w:tcW w:type="dxa" w:w="1632"/>
+            <w:tcW w:type="dxa" w:w="720"/>
             <w:vAlign w:val="center"/>
             <w:shd w:fill="EAF2F8"/>
             <w:tcMar>
@@ -3002,7 +2506,7 @@
         </w:tc>
         <w:tc>
           <w:tcPr>
-            <w:tcW w:type="dxa" w:w="1632"/>
+            <w:tcW w:type="dxa" w:w="9072"/>
             <w:vAlign w:val="center"/>
             <w:shd w:fill="EAF2F8"/>
             <w:tcMar>
@@ -3018,67 +2522,11 @@
             </w:r>
           </w:p>
         </w:tc>
-        <w:tc>
-          <w:tcPr>
-            <w:tcW w:type="dxa" w:w="1632"/>
-            <w:vAlign w:val="center"/>
-            <w:shd w:fill="EAF2F8"/>
-            <w:tcMar>
-              <w:top w:w="100" w:type="dxa"/>
-              <w:start w:w="100" w:type="dxa"/>
-              <w:bottom w:w="100" w:type="dxa"/>
-              <w:end w:w="100" w:type="dxa"/>
-            </w:tcMar>
-          </w:tcPr>
-          <w:p/>
-        </w:tc>
-        <w:tc>
-          <w:tcPr>
-            <w:tcW w:type="dxa" w:w="1632"/>
-            <w:vAlign w:val="center"/>
-            <w:shd w:fill="EAF2F8"/>
-            <w:tcMar>
-              <w:top w:w="100" w:type="dxa"/>
-              <w:start w:w="100" w:type="dxa"/>
-              <w:bottom w:w="100" w:type="dxa"/>
-              <w:end w:w="100" w:type="dxa"/>
-            </w:tcMar>
-          </w:tcPr>
-          <w:p/>
-        </w:tc>
-        <w:tc>
-          <w:tcPr>
-            <w:tcW w:type="dxa" w:w="1632"/>
-            <w:vAlign w:val="center"/>
-            <w:shd w:fill="EAF2F8"/>
-            <w:tcMar>
-              <w:top w:w="100" w:type="dxa"/>
-              <w:start w:w="100" w:type="dxa"/>
-              <w:bottom w:w="100" w:type="dxa"/>
-              <w:end w:w="100" w:type="dxa"/>
-            </w:tcMar>
-          </w:tcPr>
-          <w:p/>
-        </w:tc>
-        <w:tc>
-          <w:tcPr>
-            <w:tcW w:type="dxa" w:w="1632"/>
-            <w:vAlign w:val="center"/>
-            <w:shd w:fill="EAF2F8"/>
-            <w:tcMar>
-              <w:top w:w="100" w:type="dxa"/>
-              <w:start w:w="100" w:type="dxa"/>
-              <w:bottom w:w="100" w:type="dxa"/>
-              <w:end w:w="100" w:type="dxa"/>
-            </w:tcMar>
-          </w:tcPr>
-          <w:p/>
-        </w:tc>
       </w:tr>
       <w:tr>
         <w:tc>
           <w:tcPr>
-            <w:tcW w:type="dxa" w:w="1632"/>
+            <w:tcW w:type="dxa" w:w="720"/>
             <w:vAlign w:val="center"/>
             <w:tcMar>
               <w:top w:w="100" w:type="dxa"/>
@@ -3095,7 +2543,7 @@
         </w:tc>
         <w:tc>
           <w:tcPr>
-            <w:tcW w:type="dxa" w:w="1632"/>
+            <w:tcW w:type="dxa" w:w="9072"/>
             <w:vAlign w:val="center"/>
             <w:tcMar>
               <w:top w:w="100" w:type="dxa"/>
@@ -3110,63 +2558,11 @@
             </w:r>
           </w:p>
         </w:tc>
-        <w:tc>
-          <w:tcPr>
-            <w:tcW w:type="dxa" w:w="1632"/>
-            <w:vAlign w:val="center"/>
-            <w:tcMar>
-              <w:top w:w="100" w:type="dxa"/>
-              <w:start w:w="100" w:type="dxa"/>
-              <w:bottom w:w="100" w:type="dxa"/>
-              <w:end w:w="100" w:type="dxa"/>
-            </w:tcMar>
-          </w:tcPr>
-          <w:p/>
-        </w:tc>
-        <w:tc>
-          <w:tcPr>
-            <w:tcW w:type="dxa" w:w="1632"/>
-            <w:vAlign w:val="center"/>
-            <w:tcMar>
-              <w:top w:w="100" w:type="dxa"/>
-              <w:start w:w="100" w:type="dxa"/>
-              <w:bottom w:w="100" w:type="dxa"/>
-              <w:end w:w="100" w:type="dxa"/>
-            </w:tcMar>
-          </w:tcPr>
-          <w:p/>
-        </w:tc>
-        <w:tc>
-          <w:tcPr>
-            <w:tcW w:type="dxa" w:w="1632"/>
-            <w:vAlign w:val="center"/>
-            <w:tcMar>
-              <w:top w:w="100" w:type="dxa"/>
-              <w:start w:w="100" w:type="dxa"/>
-              <w:bottom w:w="100" w:type="dxa"/>
-              <w:end w:w="100" w:type="dxa"/>
-            </w:tcMar>
-          </w:tcPr>
-          <w:p/>
-        </w:tc>
-        <w:tc>
-          <w:tcPr>
-            <w:tcW w:type="dxa" w:w="1632"/>
-            <w:vAlign w:val="center"/>
-            <w:tcMar>
-              <w:top w:w="100" w:type="dxa"/>
-              <w:start w:w="100" w:type="dxa"/>
-              <w:bottom w:w="100" w:type="dxa"/>
-              <w:end w:w="100" w:type="dxa"/>
-            </w:tcMar>
-          </w:tcPr>
-          <w:p/>
-        </w:tc>
       </w:tr>
       <w:tr>
         <w:tc>
           <w:tcPr>
-            <w:tcW w:type="dxa" w:w="1632"/>
+            <w:tcW w:type="dxa" w:w="720"/>
             <w:vAlign w:val="center"/>
             <w:shd w:fill="EAF2F8"/>
             <w:tcMar>
@@ -3184,7 +2580,7 @@
         </w:tc>
         <w:tc>
           <w:tcPr>
-            <w:tcW w:type="dxa" w:w="1632"/>
+            <w:tcW w:type="dxa" w:w="9072"/>
             <w:vAlign w:val="center"/>
             <w:shd w:fill="EAF2F8"/>
             <w:tcMar>
@@ -3200,67 +2596,11 @@
             </w:r>
           </w:p>
         </w:tc>
-        <w:tc>
-          <w:tcPr>
-            <w:tcW w:type="dxa" w:w="1632"/>
-            <w:vAlign w:val="center"/>
-            <w:shd w:fill="EAF2F8"/>
-            <w:tcMar>
-              <w:top w:w="100" w:type="dxa"/>
-              <w:start w:w="100" w:type="dxa"/>
-              <w:bottom w:w="100" w:type="dxa"/>
-              <w:end w:w="100" w:type="dxa"/>
-            </w:tcMar>
-          </w:tcPr>
-          <w:p/>
-        </w:tc>
-        <w:tc>
-          <w:tcPr>
-            <w:tcW w:type="dxa" w:w="1632"/>
-            <w:vAlign w:val="center"/>
-            <w:shd w:fill="EAF2F8"/>
-            <w:tcMar>
-              <w:top w:w="100" w:type="dxa"/>
-              <w:start w:w="100" w:type="dxa"/>
-              <w:bottom w:w="100" w:type="dxa"/>
-              <w:end w:w="100" w:type="dxa"/>
-            </w:tcMar>
-          </w:tcPr>
-          <w:p/>
-        </w:tc>
-        <w:tc>
-          <w:tcPr>
-            <w:tcW w:type="dxa" w:w="1632"/>
-            <w:vAlign w:val="center"/>
-            <w:shd w:fill="EAF2F8"/>
-            <w:tcMar>
-              <w:top w:w="100" w:type="dxa"/>
-              <w:start w:w="100" w:type="dxa"/>
-              <w:bottom w:w="100" w:type="dxa"/>
-              <w:end w:w="100" w:type="dxa"/>
-            </w:tcMar>
-          </w:tcPr>
-          <w:p/>
-        </w:tc>
-        <w:tc>
-          <w:tcPr>
-            <w:tcW w:type="dxa" w:w="1632"/>
-            <w:vAlign w:val="center"/>
-            <w:shd w:fill="EAF2F8"/>
-            <w:tcMar>
-              <w:top w:w="100" w:type="dxa"/>
-              <w:start w:w="100" w:type="dxa"/>
-              <w:bottom w:w="100" w:type="dxa"/>
-              <w:end w:w="100" w:type="dxa"/>
-            </w:tcMar>
-          </w:tcPr>
-          <w:p/>
-        </w:tc>
       </w:tr>
       <w:tr>
         <w:tc>
           <w:tcPr>
-            <w:tcW w:type="dxa" w:w="1632"/>
+            <w:tcW w:type="dxa" w:w="720"/>
             <w:vAlign w:val="center"/>
             <w:tcMar>
               <w:top w:w="100" w:type="dxa"/>
@@ -3277,7 +2617,7 @@
         </w:tc>
         <w:tc>
           <w:tcPr>
-            <w:tcW w:type="dxa" w:w="1632"/>
+            <w:tcW w:type="dxa" w:w="9072"/>
             <w:vAlign w:val="center"/>
             <w:tcMar>
               <w:top w:w="100" w:type="dxa"/>
@@ -3292,63 +2632,11 @@
             </w:r>
           </w:p>
         </w:tc>
-        <w:tc>
-          <w:tcPr>
-            <w:tcW w:type="dxa" w:w="1632"/>
-            <w:vAlign w:val="center"/>
-            <w:tcMar>
-              <w:top w:w="100" w:type="dxa"/>
-              <w:start w:w="100" w:type="dxa"/>
-              <w:bottom w:w="100" w:type="dxa"/>
-              <w:end w:w="100" w:type="dxa"/>
-            </w:tcMar>
-          </w:tcPr>
-          <w:p/>
-        </w:tc>
-        <w:tc>
-          <w:tcPr>
-            <w:tcW w:type="dxa" w:w="1632"/>
-            <w:vAlign w:val="center"/>
-            <w:tcMar>
-              <w:top w:w="100" w:type="dxa"/>
-              <w:start w:w="100" w:type="dxa"/>
-              <w:bottom w:w="100" w:type="dxa"/>
-              <w:end w:w="100" w:type="dxa"/>
-            </w:tcMar>
-          </w:tcPr>
-          <w:p/>
-        </w:tc>
-        <w:tc>
-          <w:tcPr>
-            <w:tcW w:type="dxa" w:w="1632"/>
-            <w:vAlign w:val="center"/>
-            <w:tcMar>
-              <w:top w:w="100" w:type="dxa"/>
-              <w:start w:w="100" w:type="dxa"/>
-              <w:bottom w:w="100" w:type="dxa"/>
-              <w:end w:w="100" w:type="dxa"/>
-            </w:tcMar>
-          </w:tcPr>
-          <w:p/>
-        </w:tc>
-        <w:tc>
-          <w:tcPr>
-            <w:tcW w:type="dxa" w:w="1632"/>
-            <w:vAlign w:val="center"/>
-            <w:tcMar>
-              <w:top w:w="100" w:type="dxa"/>
-              <w:start w:w="100" w:type="dxa"/>
-              <w:bottom w:w="100" w:type="dxa"/>
-              <w:end w:w="100" w:type="dxa"/>
-            </w:tcMar>
-          </w:tcPr>
-          <w:p/>
-        </w:tc>
       </w:tr>
       <w:tr>
         <w:tc>
           <w:tcPr>
-            <w:tcW w:type="dxa" w:w="1632"/>
+            <w:tcW w:type="dxa" w:w="720"/>
             <w:vAlign w:val="center"/>
             <w:shd w:fill="EAF2F8"/>
             <w:tcMar>
@@ -3366,7 +2654,7 @@
         </w:tc>
         <w:tc>
           <w:tcPr>
-            <w:tcW w:type="dxa" w:w="1632"/>
+            <w:tcW w:type="dxa" w:w="9072"/>
             <w:vAlign w:val="center"/>
             <w:shd w:fill="EAF2F8"/>
             <w:tcMar>
@@ -3382,67 +2670,11 @@
             </w:r>
           </w:p>
         </w:tc>
-        <w:tc>
-          <w:tcPr>
-            <w:tcW w:type="dxa" w:w="1632"/>
-            <w:vAlign w:val="center"/>
-            <w:shd w:fill="EAF2F8"/>
-            <w:tcMar>
-              <w:top w:w="100" w:type="dxa"/>
-              <w:start w:w="100" w:type="dxa"/>
-              <w:bottom w:w="100" w:type="dxa"/>
-              <w:end w:w="100" w:type="dxa"/>
-            </w:tcMar>
-          </w:tcPr>
-          <w:p/>
-        </w:tc>
-        <w:tc>
-          <w:tcPr>
-            <w:tcW w:type="dxa" w:w="1632"/>
-            <w:vAlign w:val="center"/>
-            <w:shd w:fill="EAF2F8"/>
-            <w:tcMar>
-              <w:top w:w="100" w:type="dxa"/>
-              <w:start w:w="100" w:type="dxa"/>
-              <w:bottom w:w="100" w:type="dxa"/>
-              <w:end w:w="100" w:type="dxa"/>
-            </w:tcMar>
-          </w:tcPr>
-          <w:p/>
-        </w:tc>
-        <w:tc>
-          <w:tcPr>
-            <w:tcW w:type="dxa" w:w="1632"/>
-            <w:vAlign w:val="center"/>
-            <w:shd w:fill="EAF2F8"/>
-            <w:tcMar>
-              <w:top w:w="100" w:type="dxa"/>
-              <w:start w:w="100" w:type="dxa"/>
-              <w:bottom w:w="100" w:type="dxa"/>
-              <w:end w:w="100" w:type="dxa"/>
-            </w:tcMar>
-          </w:tcPr>
-          <w:p/>
-        </w:tc>
-        <w:tc>
-          <w:tcPr>
-            <w:tcW w:type="dxa" w:w="1632"/>
-            <w:vAlign w:val="center"/>
-            <w:shd w:fill="EAF2F8"/>
-            <w:tcMar>
-              <w:top w:w="100" w:type="dxa"/>
-              <w:start w:w="100" w:type="dxa"/>
-              <w:bottom w:w="100" w:type="dxa"/>
-              <w:end w:w="100" w:type="dxa"/>
-            </w:tcMar>
-          </w:tcPr>
-          <w:p/>
-        </w:tc>
       </w:tr>
       <w:tr>
         <w:tc>
           <w:tcPr>
-            <w:tcW w:type="dxa" w:w="1632"/>
+            <w:tcW w:type="dxa" w:w="720"/>
             <w:vAlign w:val="center"/>
             <w:tcMar>
               <w:top w:w="100" w:type="dxa"/>
@@ -3459,7 +2691,7 @@
         </w:tc>
         <w:tc>
           <w:tcPr>
-            <w:tcW w:type="dxa" w:w="1632"/>
+            <w:tcW w:type="dxa" w:w="9072"/>
             <w:vAlign w:val="center"/>
             <w:tcMar>
               <w:top w:w="100" w:type="dxa"/>
@@ -3474,63 +2706,11 @@
             </w:r>
           </w:p>
         </w:tc>
-        <w:tc>
-          <w:tcPr>
-            <w:tcW w:type="dxa" w:w="1632"/>
-            <w:vAlign w:val="center"/>
-            <w:tcMar>
-              <w:top w:w="100" w:type="dxa"/>
-              <w:start w:w="100" w:type="dxa"/>
-              <w:bottom w:w="100" w:type="dxa"/>
-              <w:end w:w="100" w:type="dxa"/>
-            </w:tcMar>
-          </w:tcPr>
-          <w:p/>
-        </w:tc>
-        <w:tc>
-          <w:tcPr>
-            <w:tcW w:type="dxa" w:w="1632"/>
-            <w:vAlign w:val="center"/>
-            <w:tcMar>
-              <w:top w:w="100" w:type="dxa"/>
-              <w:start w:w="100" w:type="dxa"/>
-              <w:bottom w:w="100" w:type="dxa"/>
-              <w:end w:w="100" w:type="dxa"/>
-            </w:tcMar>
-          </w:tcPr>
-          <w:p/>
-        </w:tc>
-        <w:tc>
-          <w:tcPr>
-            <w:tcW w:type="dxa" w:w="1632"/>
-            <w:vAlign w:val="center"/>
-            <w:tcMar>
-              <w:top w:w="100" w:type="dxa"/>
-              <w:start w:w="100" w:type="dxa"/>
-              <w:bottom w:w="100" w:type="dxa"/>
-              <w:end w:w="100" w:type="dxa"/>
-            </w:tcMar>
-          </w:tcPr>
-          <w:p/>
-        </w:tc>
-        <w:tc>
-          <w:tcPr>
-            <w:tcW w:type="dxa" w:w="1632"/>
-            <w:vAlign w:val="center"/>
-            <w:tcMar>
-              <w:top w:w="100" w:type="dxa"/>
-              <w:start w:w="100" w:type="dxa"/>
-              <w:bottom w:w="100" w:type="dxa"/>
-              <w:end w:w="100" w:type="dxa"/>
-            </w:tcMar>
-          </w:tcPr>
-          <w:p/>
-        </w:tc>
       </w:tr>
       <w:tr>
         <w:tc>
           <w:tcPr>
-            <w:tcW w:type="dxa" w:w="1632"/>
+            <w:tcW w:type="dxa" w:w="720"/>
             <w:vAlign w:val="center"/>
             <w:shd w:fill="EAF2F8"/>
             <w:tcMar>
@@ -3548,7 +2728,7 @@
         </w:tc>
         <w:tc>
           <w:tcPr>
-            <w:tcW w:type="dxa" w:w="1632"/>
+            <w:tcW w:type="dxa" w:w="9072"/>
             <w:vAlign w:val="center"/>
             <w:shd w:fill="EAF2F8"/>
             <w:tcMar>
@@ -3564,67 +2744,11 @@
             </w:r>
           </w:p>
         </w:tc>
-        <w:tc>
-          <w:tcPr>
-            <w:tcW w:type="dxa" w:w="1632"/>
-            <w:vAlign w:val="center"/>
-            <w:shd w:fill="EAF2F8"/>
-            <w:tcMar>
-              <w:top w:w="100" w:type="dxa"/>
-              <w:start w:w="100" w:type="dxa"/>
-              <w:bottom w:w="100" w:type="dxa"/>
-              <w:end w:w="100" w:type="dxa"/>
-            </w:tcMar>
-          </w:tcPr>
-          <w:p/>
-        </w:tc>
-        <w:tc>
-          <w:tcPr>
-            <w:tcW w:type="dxa" w:w="1632"/>
-            <w:vAlign w:val="center"/>
-            <w:shd w:fill="EAF2F8"/>
-            <w:tcMar>
-              <w:top w:w="100" w:type="dxa"/>
-              <w:start w:w="100" w:type="dxa"/>
-              <w:bottom w:w="100" w:type="dxa"/>
-              <w:end w:w="100" w:type="dxa"/>
-            </w:tcMar>
-          </w:tcPr>
-          <w:p/>
-        </w:tc>
-        <w:tc>
-          <w:tcPr>
-            <w:tcW w:type="dxa" w:w="1632"/>
-            <w:vAlign w:val="center"/>
-            <w:shd w:fill="EAF2F8"/>
-            <w:tcMar>
-              <w:top w:w="100" w:type="dxa"/>
-              <w:start w:w="100" w:type="dxa"/>
-              <w:bottom w:w="100" w:type="dxa"/>
-              <w:end w:w="100" w:type="dxa"/>
-            </w:tcMar>
-          </w:tcPr>
-          <w:p/>
-        </w:tc>
-        <w:tc>
-          <w:tcPr>
-            <w:tcW w:type="dxa" w:w="1632"/>
-            <w:vAlign w:val="center"/>
-            <w:shd w:fill="EAF2F8"/>
-            <w:tcMar>
-              <w:top w:w="100" w:type="dxa"/>
-              <w:start w:w="100" w:type="dxa"/>
-              <w:bottom w:w="100" w:type="dxa"/>
-              <w:end w:w="100" w:type="dxa"/>
-            </w:tcMar>
-          </w:tcPr>
-          <w:p/>
-        </w:tc>
       </w:tr>
       <w:tr>
         <w:tc>
           <w:tcPr>
-            <w:tcW w:type="dxa" w:w="1632"/>
+            <w:tcW w:type="dxa" w:w="720"/>
             <w:vAlign w:val="center"/>
             <w:tcMar>
               <w:top w:w="100" w:type="dxa"/>
@@ -3641,7 +2765,7 @@
         </w:tc>
         <w:tc>
           <w:tcPr>
-            <w:tcW w:type="dxa" w:w="1632"/>
+            <w:tcW w:type="dxa" w:w="9072"/>
             <w:vAlign w:val="center"/>
             <w:tcMar>
               <w:top w:w="100" w:type="dxa"/>
@@ -3656,63 +2780,11 @@
             </w:r>
           </w:p>
         </w:tc>
-        <w:tc>
-          <w:tcPr>
-            <w:tcW w:type="dxa" w:w="1632"/>
-            <w:vAlign w:val="center"/>
-            <w:tcMar>
-              <w:top w:w="100" w:type="dxa"/>
-              <w:start w:w="100" w:type="dxa"/>
-              <w:bottom w:w="100" w:type="dxa"/>
-              <w:end w:w="100" w:type="dxa"/>
-            </w:tcMar>
-          </w:tcPr>
-          <w:p/>
-        </w:tc>
-        <w:tc>
-          <w:tcPr>
-            <w:tcW w:type="dxa" w:w="1632"/>
-            <w:vAlign w:val="center"/>
-            <w:tcMar>
-              <w:top w:w="100" w:type="dxa"/>
-              <w:start w:w="100" w:type="dxa"/>
-              <w:bottom w:w="100" w:type="dxa"/>
-              <w:end w:w="100" w:type="dxa"/>
-            </w:tcMar>
-          </w:tcPr>
-          <w:p/>
-        </w:tc>
-        <w:tc>
-          <w:tcPr>
-            <w:tcW w:type="dxa" w:w="1632"/>
-            <w:vAlign w:val="center"/>
-            <w:tcMar>
-              <w:top w:w="100" w:type="dxa"/>
-              <w:start w:w="100" w:type="dxa"/>
-              <w:bottom w:w="100" w:type="dxa"/>
-              <w:end w:w="100" w:type="dxa"/>
-            </w:tcMar>
-          </w:tcPr>
-          <w:p/>
-        </w:tc>
-        <w:tc>
-          <w:tcPr>
-            <w:tcW w:type="dxa" w:w="1632"/>
-            <w:vAlign w:val="center"/>
-            <w:tcMar>
-              <w:top w:w="100" w:type="dxa"/>
-              <w:start w:w="100" w:type="dxa"/>
-              <w:bottom w:w="100" w:type="dxa"/>
-              <w:end w:w="100" w:type="dxa"/>
-            </w:tcMar>
-          </w:tcPr>
-          <w:p/>
-        </w:tc>
       </w:tr>
       <w:tr>
         <w:tc>
           <w:tcPr>
-            <w:tcW w:type="dxa" w:w="1632"/>
+            <w:tcW w:type="dxa" w:w="720"/>
             <w:vAlign w:val="center"/>
             <w:shd w:fill="EAF2F8"/>
             <w:tcMar>
@@ -3730,7 +2802,7 @@
         </w:tc>
         <w:tc>
           <w:tcPr>
-            <w:tcW w:type="dxa" w:w="1632"/>
+            <w:tcW w:type="dxa" w:w="9072"/>
             <w:vAlign w:val="center"/>
             <w:shd w:fill="EAF2F8"/>
             <w:tcMar>
@@ -3745,62 +2817,6 @@
               <w:t>Challenge: list, in order, the three inputs this lesson's derivation depended on (a formula from time-dependent perturbation theory, specific results from the field quantizations of Lessons 35 and 37, and the interaction term derived in Lesson 39), and state, for each, what would have had to be different if the derivation had instead been carried out for a hypothetical scalar (rather than Dirac) charged field interacting with the photon.</w:t>
             </w:r>
           </w:p>
-        </w:tc>
-        <w:tc>
-          <w:tcPr>
-            <w:tcW w:type="dxa" w:w="1632"/>
-            <w:vAlign w:val="center"/>
-            <w:shd w:fill="EAF2F8"/>
-            <w:tcMar>
-              <w:top w:w="100" w:type="dxa"/>
-              <w:start w:w="100" w:type="dxa"/>
-              <w:bottom w:w="100" w:type="dxa"/>
-              <w:end w:w="100" w:type="dxa"/>
-            </w:tcMar>
-          </w:tcPr>
-          <w:p/>
-        </w:tc>
-        <w:tc>
-          <w:tcPr>
-            <w:tcW w:type="dxa" w:w="1632"/>
-            <w:vAlign w:val="center"/>
-            <w:shd w:fill="EAF2F8"/>
-            <w:tcMar>
-              <w:top w:w="100" w:type="dxa"/>
-              <w:start w:w="100" w:type="dxa"/>
-              <w:bottom w:w="100" w:type="dxa"/>
-              <w:end w:w="100" w:type="dxa"/>
-            </w:tcMar>
-          </w:tcPr>
-          <w:p/>
-        </w:tc>
-        <w:tc>
-          <w:tcPr>
-            <w:tcW w:type="dxa" w:w="1632"/>
-            <w:vAlign w:val="center"/>
-            <w:shd w:fill="EAF2F8"/>
-            <w:tcMar>
-              <w:top w:w="100" w:type="dxa"/>
-              <w:start w:w="100" w:type="dxa"/>
-              <w:bottom w:w="100" w:type="dxa"/>
-              <w:end w:w="100" w:type="dxa"/>
-            </w:tcMar>
-          </w:tcPr>
-          <w:p/>
-        </w:tc>
-        <w:tc>
-          <w:tcPr>
-            <w:tcW w:type="dxa" w:w="1632"/>
-            <w:vAlign w:val="center"/>
-            <w:shd w:fill="EAF2F8"/>
-            <w:tcMar>
-              <w:top w:w="100" w:type="dxa"/>
-              <w:start w:w="100" w:type="dxa"/>
-              <w:bottom w:w="100" w:type="dxa"/>
-              <w:end w:w="100" w:type="dxa"/>
-            </w:tcMar>
-          </w:tcPr>
-          <w:p/>
         </w:tc>
       </w:tr>
     </w:tbl>
@@ -4033,16 +3049,7 @@
         <w:t xml:space="preserve"> </w:t>
       </w:r>
       <w:r>
-        <w:t>The three inputs were: first, the formula S^(1)=−i∫d⁴xℋ_int from first-order time-dependent perturbation theory (Section 1), which depends only on there being some interaction Hamiltonian and not on the specific field content, and so would be unchanged for a scalar field; second, the specific mode-expansion contractions of Section 2, which for a scalar field would use the scalar field's own creation and annihilation operators and plane-wave factors e^(∓ipx) with no spinor u(p) or ū(p′) attached, since a scalar particle carries no spin degrees of freedom; third, the interaction term itself, eψ̄γ^μψA_μ for the Dirac field (Lesson 39), which for a charged scalar field would instead be the different interaction term derived for the complex scalar in Lesson 38's Solutions 9–10, −iqA^μ(φ</w:t>
-      </w:r>
-      <w:r>
-        <w:rPr>
-          <w:i/>
-        </w:rPr>
-        <w:t>∂_μφ−φ∂_μφ</w:t>
-      </w:r>
-      <w:r>
-        <w:t>), producing a different-looking (momentum-dependent, rather than a fixed γ^μ) vertex factor, since that interaction term itself involves derivatives of the scalar field rather than a fixed bilinear like ψ̄γ^μψ.</w:t>
+        <w:t>The three inputs were: first, the formula S^(1)=−i∫d⁴xℋ_int from first-order time-dependent perturbation theory (Section 1), which depends only on there being some interaction Hamiltonian and not on the specific field content, and so would be unchanged for a scalar field; second, the specific mode-expansion contractions of Section 2, which for a scalar field would use the scalar field's own creation and annihilation operators and plane-wave factors e^(∓ipx) with no spinor u(p) or ū(p′) attached, since a scalar particle carries no spin degrees of freedom; third, the interaction term itself, eψ̄γ^μψA_μ for the Dirac field (Lesson 39), which for a charged scalar field would instead be the different interaction term derived for the complex scalar in Lesson 38's Solutions 9–10, −iqA^μ(φ*∂_μφ−φ∂_μφ*), producing a different-looking (momentum-dependent, rather than a fixed γ^μ) vertex factor, since that interaction term itself involves derivatives of the scalar field rather than a fixed bilinear like ψ̄γ^μψ.</w:t>
       </w:r>
     </w:p>
     <w:p>
